--- a/q2/第二问_论文参考稿.docx
+++ b/q2/第二问_论文参考稿.docx
@@ -390,7 +390,7 @@
               <w:fldChar w:fldCharType="separate"/>
             </w:r>
             <w:r>
-              <w:t>3</w:t>
+              <w:t>4</w:t>
             </w:r>
             <w:r>
               <w:fldChar w:fldCharType="end"/>
@@ -570,7 +570,7 @@
               <w:fldChar w:fldCharType="separate"/>
             </w:r>
             <w:r>
-              <w:t>7</w:t>
+              <w:t>8</w:t>
             </w:r>
             <w:r>
               <w:fldChar w:fldCharType="end"/>
@@ -894,7 +894,7 @@
               <w:fldChar w:fldCharType="separate"/>
             </w:r>
             <w:r>
-              <w:t>12</w:t>
+              <w:t>13</w:t>
             </w:r>
             <w:r>
               <w:fldChar w:fldCharType="end"/>
@@ -1002,7 +1002,7 @@
               <w:fldChar w:fldCharType="separate"/>
             </w:r>
             <w:r>
-              <w:t>13</w:t>
+              <w:t>14</w:t>
             </w:r>
             <w:r>
               <w:fldChar w:fldCharType="end"/>
@@ -1182,7 +1182,7 @@
               <w:fldChar w:fldCharType="separate"/>
             </w:r>
             <w:r>
-              <w:t>15</w:t>
+              <w:t>16</w:t>
             </w:r>
             <w:r>
               <w:fldChar w:fldCharType="end"/>
@@ -3496,8 +3496,7 @@
     <w:tbl>
       <w:tblPr>
         <w:tblStyle w:val="Table"/>
-        <w:tblW w:type="pct" w:w="5000"/>
-        <w:tblLayout w:type="fixed"/>
+        <w:tblW w:type="auto" w:w="0"/>
         <w:tblLook w:firstRow="1" w:lastRow="0" w:firstColumn="0" w:lastColumn="0" w:noHBand="0" w:noVBand="0" w:val="0020"/>
       </w:tblPr>
       <w:tblGrid>
@@ -4017,564 +4016,778 @@
           </w:p>
         </w:tc>
       </w:tr>
-      <w:tr>
-        <w:tc>
-          <w:tcPr/>
-          <w:p>
-            <w:pPr>
-              <w:pStyle w:val="Compact"/>
-            </w:pPr>
-            <m:oMath>
-              <m:r>
-                <m:t>t</m:t>
-              </m:r>
-              <m:r>
-                <m:rPr>
-                  <m:sty m:val="p"/>
-                </m:rPr>
-                <m:t>,</m:t>
-              </m:r>
-              <m:r>
-                <m:t> </m:t>
-              </m:r>
-              <m:r>
-                <m:t>h</m:t>
-              </m:r>
-            </m:oMath>
-          </w:p>
-        </w:tc>
-        <w:tc>
-          <w:tcPr/>
-          <w:p>
-            <w:pPr>
-              <w:pStyle w:val="Compact"/>
-            </w:pPr>
-            <w:r>
-              <w:rPr>
-                <w:rFonts w:hint="eastAsia"/>
-              </w:rPr>
-              <w:t xml:space="preserve">第二检测点的局部坐标：沿示向度方向的</w:t>
-            </w:r>
-            <w:r>
-              <w:rPr>
-                <w:rFonts w:hint="eastAsia"/>
-                <w:b/>
-                <w:bCs/>
-              </w:rPr>
-              <w:t xml:space="preserve">赌注</w:t>
-            </w:r>
-            <w:r>
-              <w:t xml:space="preserve"> </w:t>
-            </w:r>
-            <m:oMath>
-              <m:r>
-                <m:t>t</m:t>
-              </m:r>
-            </m:oMath>
-            <w:r>
-              <w:rPr>
-                <w:rFonts w:hint="eastAsia"/>
-              </w:rPr>
-              <w:t xml:space="preserve">、垂直方向的</w:t>
-            </w:r>
-            <w:r>
-              <w:rPr>
-                <w:rFonts w:hint="eastAsia"/>
-                <w:b/>
-                <w:bCs/>
-              </w:rPr>
-              <w:t xml:space="preserve">侧偏</w:t>
-            </w:r>
-            <w:r>
-              <w:t xml:space="preserve"> </w:t>
-            </w:r>
-            <m:oMath>
-              <m:r>
-                <m:t>h</m:t>
-              </m:r>
-            </m:oMath>
-          </w:p>
-        </w:tc>
-      </w:tr>
-      <w:tr>
-        <w:tc>
-          <w:tcPr/>
-          <w:p>
-            <w:pPr>
-              <w:pStyle w:val="Compact"/>
-            </w:pPr>
-            <m:oMath>
-              <m:r>
-                <m:t>J</m:t>
-              </m:r>
-            </m:oMath>
-          </w:p>
-        </w:tc>
-        <w:tc>
-          <w:tcPr/>
-          <w:p>
-            <w:pPr>
-              <w:pStyle w:val="Compact"/>
-            </w:pPr>
-            <w:r>
-              <w:rPr>
-                <w:rFonts w:hint="eastAsia"/>
-              </w:rPr>
-              <w:t xml:space="preserve">两次测向对</w:t>
-            </w:r>
-            <w:r>
-              <w:t xml:space="preserve"> </w:t>
-            </w:r>
-            <m:oMath>
-              <m:r>
-                <m:t>G</m:t>
-              </m:r>
-            </m:oMath>
-            <w:r>
-              <w:t xml:space="preserve"> </w:t>
-            </w:r>
-            <w:r>
-              <w:rPr>
-                <w:rFonts w:hint="eastAsia"/>
-              </w:rPr>
-              <w:t xml:space="preserve">的雅可比（</w:t>
-            </w:r>
-            <m:oMath>
-              <m:r>
-                <m:t>2</m:t>
-              </m:r>
-              <m:r>
-                <m:rPr>
-                  <m:sty m:val="p"/>
-                </m:rPr>
-                <m:t>×</m:t>
-              </m:r>
-              <m:r>
-                <m:t>2</m:t>
-              </m:r>
-            </m:oMath>
-            <w:r>
-              <w:rPr>
-                <w:rFonts w:hint="eastAsia"/>
-              </w:rPr>
-              <w:t xml:space="preserve">，行向量</w:t>
-            </w:r>
-            <w:r>
-              <w:t xml:space="preserve"> </w:t>
-            </w:r>
-            <m:oMath>
-              <m:sSubSup>
-                <m:e>
-                  <m:r>
-                    <m:t>u</m:t>
-                  </m:r>
-                </m:e>
-                <m:sub>
-                  <m:r>
-                    <m:t>i</m:t>
-                  </m:r>
-                </m:sub>
-                <m:sup>
-                  <m:r>
-                    <m:rPr>
-                      <m:sty m:val="p"/>
-                    </m:rPr>
-                    <m:t>⟂</m:t>
-                  </m:r>
-                </m:sup>
-              </m:sSubSup>
-              <m:r>
-                <m:rPr>
-                  <m:sty m:val="p"/>
-                </m:rPr>
-                <m:t>/</m:t>
-              </m:r>
-              <m:sSub>
-                <m:e>
-                  <m:r>
-                    <m:t>d</m:t>
-                  </m:r>
-                </m:e>
-                <m:sub>
-                  <m:r>
-                    <m:t>i</m:t>
-                  </m:r>
-                </m:sub>
-              </m:sSub>
-            </m:oMath>
-            <w:r>
-              <w:rPr>
-                <w:rFonts w:hint="eastAsia"/>
-              </w:rPr>
-              <w:t xml:space="preserve">）</w:t>
-            </w:r>
-          </w:p>
-        </w:tc>
-      </w:tr>
-      <w:tr>
-        <w:tc>
-          <w:tcPr/>
-          <w:p>
-            <w:pPr>
-              <w:pStyle w:val="Compact"/>
-            </w:pPr>
-            <m:oMath>
-              <m:sSub>
-                <m:e>
-                  <m:r>
-                    <m:t>D</m:t>
-                  </m:r>
-                </m:e>
-                <m:sub>
-                  <m:r>
-                    <m:t>l</m:t>
-                  </m:r>
-                  <m:r>
-                    <m:t>o</m:t>
-                  </m:r>
-                  <m:r>
-                    <m:t>c</m:t>
-                  </m:r>
-                </m:sub>
-              </m:sSub>
-            </m:oMath>
-          </w:p>
-        </w:tc>
-        <w:tc>
-          <w:tcPr/>
-          <w:p>
-            <w:pPr>
-              <w:pStyle w:val="Compact"/>
-            </w:pPr>
-            <w:r>
-              <w:rPr>
-                <w:rFonts w:hint="eastAsia"/>
-              </w:rPr>
-              <w:t xml:space="preserve">定位区域直径（区域内任意两点距离最大值）</w:t>
-            </w:r>
-          </w:p>
-        </w:tc>
-      </w:tr>
-      <w:tr>
-        <w:tc>
-          <w:tcPr/>
-          <w:p>
-            <w:pPr>
-              <w:pStyle w:val="Compact"/>
-            </w:pPr>
-            <m:oMath>
-              <m:r>
-                <m:t>K</m:t>
-              </m:r>
-            </m:oMath>
-          </w:p>
-        </w:tc>
-        <w:tc>
-          <w:tcPr/>
-          <w:p>
-            <w:pPr>
-              <w:pStyle w:val="Compact"/>
-            </w:pPr>
-            <w:r>
-              <w:rPr>
-                <w:rFonts w:hint="eastAsia"/>
-              </w:rPr>
-              <w:t xml:space="preserve">两步成功可行性常数，</w:t>
-            </w:r>
-            <m:oMath>
-              <m:r>
-                <m:t>K</m:t>
-              </m:r>
-              <m:r>
-                <m:rPr>
-                  <m:sty m:val="p"/>
-                </m:rPr>
-                <m:t>=</m:t>
-              </m:r>
-              <m:sSub>
-                <m:e>
-                  <m:r>
-                    <m:t>D</m:t>
-                  </m:r>
-                </m:e>
-                <m:sub>
-                  <m:r>
-                    <m:t>t</m:t>
-                  </m:r>
-                  <m:r>
-                    <m:t>a</m:t>
-                  </m:r>
-                  <m:r>
-                    <m:t>r</m:t>
-                  </m:r>
-                  <m:r>
-                    <m:t>g</m:t>
-                  </m:r>
-                  <m:r>
-                    <m:t>e</m:t>
-                  </m:r>
-                  <m:r>
-                    <m:t>t</m:t>
-                  </m:r>
-                </m:sub>
-              </m:sSub>
-              <m:r>
-                <m:rPr>
-                  <m:sty m:val="p"/>
-                </m:rPr>
-                <m:t>/</m:t>
-              </m:r>
-              <m:r>
-                <m:rPr>
-                  <m:sty m:val="p"/>
-                </m:rPr>
-                <m:t>(</m:t>
-              </m:r>
-              <m:r>
-                <m:t>2</m:t>
-              </m:r>
-              <m:r>
-                <m:t>δ</m:t>
-              </m:r>
-              <m:r>
-                <m:rPr>
-                  <m:sty m:val="p"/>
-                </m:rPr>
-                <m:t>)</m:t>
-              </m:r>
-              <m:r>
-                <m:rPr>
-                  <m:sty m:val="p"/>
-                </m:rPr>
-                <m:t>=</m:t>
-              </m:r>
-              <m:r>
-                <m:t>40</m:t>
-              </m:r>
-              <m:r>
-                <m:rPr>
-                  <m:sty m:val="p"/>
-                </m:rPr>
-                <m:t>/</m:t>
-              </m:r>
-              <m:r>
-                <m:rPr>
-                  <m:sty m:val="p"/>
-                </m:rPr>
-                <m:t>(</m:t>
-              </m:r>
-              <m:r>
-                <m:t>2</m:t>
-              </m:r>
-              <m:r>
-                <m:rPr>
-                  <m:sty m:val="p"/>
-                </m:rPr>
-                <m:t>tan</m:t>
-              </m:r>
-              <m:r>
-                <m:t>1</m:t>
-              </m:r>
-              <m:r>
-                <m:rPr>
-                  <m:sty m:val="p"/>
-                </m:rPr>
-                <m:t>°</m:t>
-              </m:r>
-              <m:r>
-                <m:rPr>
-                  <m:sty m:val="p"/>
-                </m:rPr>
-                <m:t>)</m:t>
-              </m:r>
-              <m:r>
-                <m:rPr>
-                  <m:sty m:val="p"/>
-                </m:rPr>
-                <m:t>≈</m:t>
-              </m:r>
-              <m:r>
-                <m:t>1146</m:t>
-              </m:r>
-            </m:oMath>
-            <w:r>
-              <w:t xml:space="preserve"> </w:t>
-            </w:r>
-            <w:r>
-              <w:t xml:space="preserve">m</w:t>
-            </w:r>
-          </w:p>
-        </w:tc>
-      </w:tr>
-      <w:tr>
-        <w:tc>
-          <w:tcPr/>
-          <w:p>
-            <w:pPr>
-              <w:pStyle w:val="Compact"/>
-            </w:pPr>
-            <m:oMath>
-              <m:r>
-                <m:t>κ</m:t>
-              </m:r>
-            </m:oMath>
-          </w:p>
-        </w:tc>
-        <w:tc>
-          <w:tcPr/>
-          <w:p>
-            <w:pPr>
-              <w:pStyle w:val="Compact"/>
-            </w:pPr>
-            <w:r>
-              <w:t xml:space="preserve">MEC </w:t>
-            </w:r>
-            <w:r>
-              <w:rPr>
-                <w:rFonts w:hint="eastAsia"/>
-              </w:rPr>
-              <w:t xml:space="preserve">半径与直径之半的比值（κ</w:t>
-            </w:r>
-            <w:r>
-              <w:t xml:space="preserve"> </w:t>
-            </w:r>
-            <w:r>
-              <w:rPr>
-                <w:rFonts w:hint="eastAsia"/>
-              </w:rPr>
-              <w:t xml:space="preserve">恒等式，见</w:t>
-            </w:r>
-            <w:r>
-              <w:t xml:space="preserve"> </w:t>
-            </w:r>
-            <w:r>
-              <w:rPr>
-                <w:rFonts w:hint="eastAsia"/>
-              </w:rPr>
-              <w:t xml:space="preserve">5.4）</w:t>
-            </w:r>
-          </w:p>
-        </w:tc>
-      </w:tr>
-      <w:tr>
-        <w:tc>
-          <w:tcPr/>
-          <w:p>
-            <w:pPr>
-              <w:pStyle w:val="Compact"/>
-            </w:pPr>
-            <m:oMath>
-              <m:r>
-                <m:t>W</m:t>
-              </m:r>
-              <m:r>
-                <m:rPr>
-                  <m:sty m:val="p"/>
-                </m:rPr>
-                <m:t>,</m:t>
-              </m:r>
-              <m:r>
-                <m:t> </m:t>
-              </m:r>
-              <m:r>
-                <m:rPr>
-                  <m:scr m:val="script"/>
-                  <m:sty m:val="p"/>
-                </m:rPr>
-                <m:t>C</m:t>
-              </m:r>
-            </m:oMath>
-          </w:p>
-        </w:tc>
-        <w:tc>
-          <w:tcPr/>
-          <w:p>
-            <w:pPr>
-              <w:pStyle w:val="Compact"/>
-            </w:pPr>
-            <w:r>
-              <w:rPr>
-                <w:rFonts w:hint="eastAsia"/>
-              </w:rPr>
-              <w:t xml:space="preserve">干扰源候选集；第二检测点候选区域</w:t>
-            </w:r>
-          </w:p>
-        </w:tc>
-      </w:tr>
-      <w:tr>
-        <w:tc>
-          <w:tcPr/>
-          <w:p>
-            <w:pPr>
-              <w:pStyle w:val="Compact"/>
-            </w:pPr>
-            <m:oMath>
-              <m:r>
-                <m:t>ρ</m:t>
-              </m:r>
-            </m:oMath>
-          </w:p>
-        </w:tc>
-        <w:tc>
-          <w:tcPr/>
-          <w:p>
-            <w:pPr>
-              <w:pStyle w:val="Compact"/>
-            </w:pPr>
-            <w:r>
-              <w:rPr>
-                <w:rFonts w:hint="eastAsia"/>
-              </w:rPr>
-              <w:t xml:space="preserve">救援测点到当前区域中心的偏移距离（长轴切割规则）</w:t>
-            </w:r>
-          </w:p>
-        </w:tc>
-      </w:tr>
-      <w:tr>
-        <w:tc>
-          <w:tcPr/>
-          <w:p>
-            <w:pPr>
-              <w:pStyle w:val="Compact"/>
-            </w:pPr>
-            <m:oMath>
-              <m:r>
-                <m:t>E</m:t>
-              </m:r>
-              <m:r>
-                <m:rPr>
-                  <m:sty m:val="p"/>
-                </m:rPr>
-                <m:t>[</m:t>
-              </m:r>
-              <m:r>
-                <m:t>T</m:t>
-              </m:r>
-              <m:r>
-                <m:rPr>
-                  <m:sty m:val="p"/>
-                </m:rPr>
-                <m:t>]</m:t>
-              </m:r>
-            </m:oMath>
-          </w:p>
-        </w:tc>
-        <w:tc>
-          <w:tcPr/>
-          <w:p>
-            <w:pPr>
-              <w:pStyle w:val="Compact"/>
-            </w:pPr>
-            <w:r>
-              <w:rPr>
-                <w:rFonts w:hint="eastAsia"/>
-              </w:rPr>
-              <w:t xml:space="preserve">单目标定位清除总时间的期望</w:t>
-            </w:r>
-          </w:p>
-        </w:tc>
-      </w:tr>
     </w:tbl>
+    <w:p>
+      <w:pPr>
+        <w:pStyle w:val="BodyText"/>
+      </w:pPr>
+      <w:r>
+        <w:rPr>
+          <w:rFonts w:hint="eastAsia"/>
+          <w:b/>
+          <w:bCs/>
+        </w:rPr>
+        <w:t xml:space="preserve">口径说明</w:t>
+      </w:r>
+      <w:r>
+        <w:rPr>
+          <w:rFonts w:hint="eastAsia"/>
+        </w:rPr>
+        <w:t xml:space="preserve">：一阶公式（L2/L2’/K-条件）中的</w:t>
+      </w:r>
+      <w:r>
+        <w:t xml:space="preserve"> </w:t>
+      </w:r>
+      <m:oMath>
+        <m:r>
+          <m:t>δ</m:t>
+        </m:r>
+      </m:oMath>
+      <w:r>
+        <w:t xml:space="preserve"> </w:t>
+      </w:r>
+      <w:r>
+        <w:rPr>
+          <w:rFonts w:hint="eastAsia"/>
+        </w:rPr>
+        <w:t xml:space="preserve">以弧度计，来自雅可比线性化；精确角度带几何的宽度常数为</w:t>
+      </w:r>
+      <w:r>
+        <w:t xml:space="preserve"> </w:t>
+      </w:r>
+      <m:oMath>
+        <m:r>
+          <m:rPr>
+            <m:sty m:val="p"/>
+          </m:rPr>
+          <m:t>tan</m:t>
+        </m:r>
+        <m:r>
+          <m:t>δ</m:t>
+        </m:r>
+      </m:oMath>
+      <w:r>
+        <w:rPr>
+          <w:rFonts w:hint="eastAsia"/>
+        </w:rPr>
+        <w:t xml:space="preserve">（</w:t>
+      </w:r>
+      <m:oMath>
+        <m:r>
+          <m:t>K</m:t>
+        </m:r>
+      </m:oMath>
+      <w:r>
+        <w:t xml:space="preserve">、</w:t>
+      </w:r>
+      <m:oMath>
+        <m:sSup>
+          <m:e>
+            <m:r>
+              <m:t>D</m:t>
+            </m:r>
+          </m:e>
+          <m:sup>
+            <m:r>
+              <m:rPr>
+                <m:sty m:val="p"/>
+              </m:rPr>
+              <m:t>*</m:t>
+            </m:r>
+          </m:sup>
+        </m:sSup>
+      </m:oMath>
+      <w:r>
+        <w:t xml:space="preserve"> </w:t>
+      </w:r>
+      <w:r>
+        <w:rPr>
+          <w:rFonts w:hint="eastAsia"/>
+        </w:rPr>
+        <w:t xml:space="preserve">中的</w:t>
+      </w:r>
+      <w:r>
+        <w:t xml:space="preserve"> </w:t>
+      </w:r>
+      <m:oMath>
+        <m:r>
+          <m:rPr>
+            <m:sty m:val="p"/>
+          </m:rPr>
+          <m:t>tan</m:t>
+        </m:r>
+        <m:r>
+          <m:t>1</m:t>
+        </m:r>
+        <m:r>
+          <m:rPr>
+            <m:sty m:val="p"/>
+          </m:rPr>
+          <m:t>°</m:t>
+        </m:r>
+      </m:oMath>
+      <w:r>
+        <w:t xml:space="preserve"> </w:t>
+      </w:r>
+      <w:r>
+        <w:rPr>
+          <w:rFonts w:hint="eastAsia"/>
+        </w:rPr>
+        <w:t xml:space="preserve">即此口径）。二者在</w:t>
+      </w:r>
+      <w:r>
+        <w:t xml:space="preserve"> </w:t>
+      </w:r>
+      <m:oMath>
+        <m:r>
+          <m:t>1</m:t>
+        </m:r>
+        <m:r>
+          <m:rPr>
+            <m:sty m:val="p"/>
+          </m:rPr>
+          <m:t>°</m:t>
+        </m:r>
+      </m:oMath>
+      <w:r>
+        <w:t xml:space="preserve"> </w:t>
+      </w:r>
+      <w:r>
+        <w:rPr>
+          <w:rFonts w:hint="eastAsia"/>
+        </w:rPr>
+        <w:t xml:space="preserve">处相对差</w:t>
+      </w:r>
+      <w:r>
+        <w:t xml:space="preserve"> </w:t>
+      </w:r>
+      <m:oMath>
+        <m:r>
+          <m:t>1.6</m:t>
+        </m:r>
+        <m:r>
+          <m:rPr>
+            <m:sty m:val="p"/>
+          </m:rPr>
+          <m:t>×</m:t>
+        </m:r>
+        <m:sSup>
+          <m:e>
+            <m:r>
+              <m:t>10</m:t>
+            </m:r>
+          </m:e>
+          <m:sup>
+            <m:r>
+              <m:rPr>
+                <m:sty m:val="p"/>
+              </m:rPr>
+              <m:t>−</m:t>
+            </m:r>
+            <m:r>
+              <m:t>6</m:t>
+            </m:r>
+          </m:sup>
+        </m:sSup>
+      </m:oMath>
+      <w:r>
+        <w:rPr>
+          <w:rFonts w:hint="eastAsia"/>
+        </w:rPr>
+        <w:t xml:space="preserve">（</w:t>
+      </w:r>
+      <m:oMath>
+        <m:r>
+          <m:t>K</m:t>
+        </m:r>
+      </m:oMath>
+      <w:r>
+        <w:t xml:space="preserve"> </w:t>
+      </w:r>
+      <w:r>
+        <w:rPr>
+          <w:rFonts w:hint="eastAsia"/>
+        </w:rPr>
+        <w:t xml:space="preserve">值两种口径同为</w:t>
+      </w:r>
+      <w:r>
+        <w:t xml:space="preserve"> 1146 </w:t>
+      </w:r>
+      <w:r>
+        <w:rPr>
+          <w:rFonts w:hint="eastAsia"/>
+        </w:rPr>
+        <w:t xml:space="preserve">m），全文不做区分时以</w:t>
+      </w:r>
+      <w:r>
+        <w:t xml:space="preserve"> </w:t>
+      </w:r>
+      <m:oMath>
+        <m:r>
+          <m:t>δ</m:t>
+        </m:r>
+      </m:oMath>
+      <w:r>
+        <w:rPr>
+          <w:rFonts w:hint="eastAsia"/>
+        </w:rPr>
+        <w:t xml:space="preserve">（rad）为准。</w:t>
+      </w:r>
+      <w:r>
+        <w:t xml:space="preserve"> </w:t>
+      </w:r>
+      <w:r>
+        <w:t xml:space="preserve">|</w:t>
+      </w:r>
+      <w:r>
+        <w:t xml:space="preserve"> </w:t>
+      </w:r>
+      <m:oMath>
+        <m:r>
+          <m:t>t</m:t>
+        </m:r>
+        <m:r>
+          <m:rPr>
+            <m:sty m:val="p"/>
+          </m:rPr>
+          <m:t>,</m:t>
+        </m:r>
+        <m:r>
+          <m:t> </m:t>
+        </m:r>
+        <m:r>
+          <m:t>h</m:t>
+        </m:r>
+      </m:oMath>
+      <w:r>
+        <w:t xml:space="preserve"> </w:t>
+      </w:r>
+      <w:r>
+        <w:t xml:space="preserve">| </w:t>
+      </w:r>
+      <w:r>
+        <w:rPr>
+          <w:rFonts w:hint="eastAsia"/>
+        </w:rPr>
+        <w:t xml:space="preserve">第二检测点的局部坐标：沿示向度方向的</w:t>
+      </w:r>
+      <w:r>
+        <w:rPr>
+          <w:rFonts w:hint="eastAsia"/>
+          <w:b/>
+          <w:bCs/>
+        </w:rPr>
+        <w:t xml:space="preserve">赌注</w:t>
+      </w:r>
+      <w:r>
+        <w:t xml:space="preserve"> </w:t>
+      </w:r>
+      <m:oMath>
+        <m:r>
+          <m:t>t</m:t>
+        </m:r>
+      </m:oMath>
+      <w:r>
+        <w:rPr>
+          <w:rFonts w:hint="eastAsia"/>
+        </w:rPr>
+        <w:t xml:space="preserve">、垂直方向的</w:t>
+      </w:r>
+      <w:r>
+        <w:rPr>
+          <w:rFonts w:hint="eastAsia"/>
+          <w:b/>
+          <w:bCs/>
+        </w:rPr>
+        <w:t xml:space="preserve">侧偏</w:t>
+      </w:r>
+      <w:r>
+        <w:t xml:space="preserve"> </w:t>
+      </w:r>
+      <m:oMath>
+        <m:r>
+          <m:t>h</m:t>
+        </m:r>
+      </m:oMath>
+      <w:r>
+        <w:t xml:space="preserve"> </w:t>
+      </w:r>
+      <w:r>
+        <w:t xml:space="preserve">|</w:t>
+      </w:r>
+      <w:r>
+        <w:t xml:space="preserve"> </w:t>
+      </w:r>
+      <w:r>
+        <w:t xml:space="preserve">|</w:t>
+      </w:r>
+      <w:r>
+        <w:t xml:space="preserve"> </w:t>
+      </w:r>
+      <m:oMath>
+        <m:r>
+          <m:t>J</m:t>
+        </m:r>
+      </m:oMath>
+      <w:r>
+        <w:t xml:space="preserve"> </w:t>
+      </w:r>
+      <w:r>
+        <w:t xml:space="preserve">| </w:t>
+      </w:r>
+      <w:r>
+        <w:rPr>
+          <w:rFonts w:hint="eastAsia"/>
+        </w:rPr>
+        <w:t xml:space="preserve">两次测向对</w:t>
+      </w:r>
+      <w:r>
+        <w:t xml:space="preserve"> </w:t>
+      </w:r>
+      <m:oMath>
+        <m:r>
+          <m:t>G</m:t>
+        </m:r>
+      </m:oMath>
+      <w:r>
+        <w:t xml:space="preserve"> </w:t>
+      </w:r>
+      <w:r>
+        <w:rPr>
+          <w:rFonts w:hint="eastAsia"/>
+        </w:rPr>
+        <w:t xml:space="preserve">的雅可比（</w:t>
+      </w:r>
+      <m:oMath>
+        <m:r>
+          <m:t>2</m:t>
+        </m:r>
+        <m:r>
+          <m:rPr>
+            <m:sty m:val="p"/>
+          </m:rPr>
+          <m:t>×</m:t>
+        </m:r>
+        <m:r>
+          <m:t>2</m:t>
+        </m:r>
+      </m:oMath>
+      <w:r>
+        <w:rPr>
+          <w:rFonts w:hint="eastAsia"/>
+        </w:rPr>
+        <w:t xml:space="preserve">，行向量</w:t>
+      </w:r>
+      <w:r>
+        <w:t xml:space="preserve"> </w:t>
+      </w:r>
+      <m:oMath>
+        <m:sSubSup>
+          <m:e>
+            <m:r>
+              <m:t>u</m:t>
+            </m:r>
+          </m:e>
+          <m:sub>
+            <m:r>
+              <m:t>i</m:t>
+            </m:r>
+          </m:sub>
+          <m:sup>
+            <m:r>
+              <m:rPr>
+                <m:sty m:val="p"/>
+              </m:rPr>
+              <m:t>⟂</m:t>
+            </m:r>
+          </m:sup>
+        </m:sSubSup>
+        <m:r>
+          <m:rPr>
+            <m:sty m:val="p"/>
+          </m:rPr>
+          <m:t>/</m:t>
+        </m:r>
+        <m:sSub>
+          <m:e>
+            <m:r>
+              <m:t>d</m:t>
+            </m:r>
+          </m:e>
+          <m:sub>
+            <m:r>
+              <m:t>i</m:t>
+            </m:r>
+          </m:sub>
+        </m:sSub>
+      </m:oMath>
+      <w:r>
+        <w:rPr>
+          <w:rFonts w:hint="eastAsia"/>
+        </w:rPr>
+        <w:t xml:space="preserve">）</w:t>
+      </w:r>
+      <w:r>
+        <w:t xml:space="preserve"> |</w:t>
+      </w:r>
+      <w:r>
+        <w:t xml:space="preserve"> </w:t>
+      </w:r>
+      <w:r>
+        <w:t xml:space="preserve">|</w:t>
+      </w:r>
+      <w:r>
+        <w:t xml:space="preserve"> </w:t>
+      </w:r>
+      <m:oMath>
+        <m:sSub>
+          <m:e>
+            <m:r>
+              <m:t>D</m:t>
+            </m:r>
+          </m:e>
+          <m:sub>
+            <m:r>
+              <m:t>l</m:t>
+            </m:r>
+            <m:r>
+              <m:t>o</m:t>
+            </m:r>
+            <m:r>
+              <m:t>c</m:t>
+            </m:r>
+          </m:sub>
+        </m:sSub>
+      </m:oMath>
+      <w:r>
+        <w:t xml:space="preserve"> </w:t>
+      </w:r>
+      <w:r>
+        <w:t xml:space="preserve">| </w:t>
+      </w:r>
+      <w:r>
+        <w:rPr>
+          <w:rFonts w:hint="eastAsia"/>
+        </w:rPr>
+        <w:t xml:space="preserve">定位区域直径（区域内任意两点距离最大值）</w:t>
+      </w:r>
+      <w:r>
+        <w:t xml:space="preserve"> |</w:t>
+      </w:r>
+      <w:r>
+        <w:t xml:space="preserve"> </w:t>
+      </w:r>
+      <w:r>
+        <w:t xml:space="preserve">|</w:t>
+      </w:r>
+      <w:r>
+        <w:t xml:space="preserve"> </w:t>
+      </w:r>
+      <m:oMath>
+        <m:r>
+          <m:t>K</m:t>
+        </m:r>
+      </m:oMath>
+      <w:r>
+        <w:t xml:space="preserve"> </w:t>
+      </w:r>
+      <w:r>
+        <w:t xml:space="preserve">| </w:t>
+      </w:r>
+      <w:r>
+        <w:rPr>
+          <w:rFonts w:hint="eastAsia"/>
+        </w:rPr>
+        <w:t xml:space="preserve">两步成功可行性常数，</w:t>
+      </w:r>
+      <m:oMath>
+        <m:r>
+          <m:t>K</m:t>
+        </m:r>
+        <m:r>
+          <m:rPr>
+            <m:sty m:val="p"/>
+          </m:rPr>
+          <m:t>=</m:t>
+        </m:r>
+        <m:sSub>
+          <m:e>
+            <m:r>
+              <m:t>D</m:t>
+            </m:r>
+          </m:e>
+          <m:sub>
+            <m:r>
+              <m:t>t</m:t>
+            </m:r>
+            <m:r>
+              <m:t>a</m:t>
+            </m:r>
+            <m:r>
+              <m:t>r</m:t>
+            </m:r>
+            <m:r>
+              <m:t>g</m:t>
+            </m:r>
+            <m:r>
+              <m:t>e</m:t>
+            </m:r>
+            <m:r>
+              <m:t>t</m:t>
+            </m:r>
+          </m:sub>
+        </m:sSub>
+        <m:r>
+          <m:rPr>
+            <m:sty m:val="p"/>
+          </m:rPr>
+          <m:t>/</m:t>
+        </m:r>
+        <m:r>
+          <m:rPr>
+            <m:sty m:val="p"/>
+          </m:rPr>
+          <m:t>(</m:t>
+        </m:r>
+        <m:r>
+          <m:t>2</m:t>
+        </m:r>
+        <m:r>
+          <m:t>δ</m:t>
+        </m:r>
+        <m:r>
+          <m:rPr>
+            <m:sty m:val="p"/>
+          </m:rPr>
+          <m:t>)</m:t>
+        </m:r>
+        <m:r>
+          <m:rPr>
+            <m:sty m:val="p"/>
+          </m:rPr>
+          <m:t>=</m:t>
+        </m:r>
+        <m:r>
+          <m:t>40</m:t>
+        </m:r>
+        <m:r>
+          <m:rPr>
+            <m:sty m:val="p"/>
+          </m:rPr>
+          <m:t>/</m:t>
+        </m:r>
+        <m:r>
+          <m:rPr>
+            <m:sty m:val="p"/>
+          </m:rPr>
+          <m:t>(</m:t>
+        </m:r>
+        <m:r>
+          <m:t>2</m:t>
+        </m:r>
+        <m:r>
+          <m:rPr>
+            <m:sty m:val="p"/>
+          </m:rPr>
+          <m:t>tan</m:t>
+        </m:r>
+        <m:r>
+          <m:t>1</m:t>
+        </m:r>
+        <m:r>
+          <m:rPr>
+            <m:sty m:val="p"/>
+          </m:rPr>
+          <m:t>°</m:t>
+        </m:r>
+        <m:r>
+          <m:rPr>
+            <m:sty m:val="p"/>
+          </m:rPr>
+          <m:t>)</m:t>
+        </m:r>
+        <m:r>
+          <m:rPr>
+            <m:sty m:val="p"/>
+          </m:rPr>
+          <m:t>≈</m:t>
+        </m:r>
+        <m:r>
+          <m:t>1146</m:t>
+        </m:r>
+      </m:oMath>
+      <w:r>
+        <w:t xml:space="preserve"> </w:t>
+      </w:r>
+      <w:r>
+        <w:t xml:space="preserve">m |</w:t>
+      </w:r>
+      <w:r>
+        <w:t xml:space="preserve"> </w:t>
+      </w:r>
+      <w:r>
+        <w:t xml:space="preserve">|</w:t>
+      </w:r>
+      <w:r>
+        <w:t xml:space="preserve"> </w:t>
+      </w:r>
+      <m:oMath>
+        <m:r>
+          <m:t>κ</m:t>
+        </m:r>
+      </m:oMath>
+      <w:r>
+        <w:t xml:space="preserve"> </w:t>
+      </w:r>
+      <w:r>
+        <w:t xml:space="preserve">| MEC </w:t>
+      </w:r>
+      <w:r>
+        <w:rPr>
+          <w:rFonts w:hint="eastAsia"/>
+        </w:rPr>
+        <w:t xml:space="preserve">半径与直径之半的比值（κ</w:t>
+      </w:r>
+      <w:r>
+        <w:t xml:space="preserve"> </w:t>
+      </w:r>
+      <w:r>
+        <w:rPr>
+          <w:rFonts w:hint="eastAsia"/>
+        </w:rPr>
+        <w:t xml:space="preserve">恒等式，见</w:t>
+      </w:r>
+      <w:r>
+        <w:t xml:space="preserve"> </w:t>
+      </w:r>
+      <w:r>
+        <w:rPr>
+          <w:rFonts w:hint="eastAsia"/>
+        </w:rPr>
+        <w:t xml:space="preserve">5.4）</w:t>
+      </w:r>
+      <w:r>
+        <w:t xml:space="preserve"> |</w:t>
+      </w:r>
+      <w:r>
+        <w:t xml:space="preserve"> </w:t>
+      </w:r>
+      <w:r>
+        <w:t xml:space="preserve">|</w:t>
+      </w:r>
+      <w:r>
+        <w:t xml:space="preserve"> </w:t>
+      </w:r>
+      <m:oMath>
+        <m:r>
+          <m:t>W</m:t>
+        </m:r>
+        <m:r>
+          <m:rPr>
+            <m:sty m:val="p"/>
+          </m:rPr>
+          <m:t>,</m:t>
+        </m:r>
+        <m:r>
+          <m:t> </m:t>
+        </m:r>
+        <m:r>
+          <m:rPr>
+            <m:scr m:val="script"/>
+            <m:sty m:val="p"/>
+          </m:rPr>
+          <m:t>C</m:t>
+        </m:r>
+      </m:oMath>
+      <w:r>
+        <w:t xml:space="preserve"> </w:t>
+      </w:r>
+      <w:r>
+        <w:t xml:space="preserve">| </w:t>
+      </w:r>
+      <w:r>
+        <w:rPr>
+          <w:rFonts w:hint="eastAsia"/>
+        </w:rPr>
+        <w:t xml:space="preserve">干扰源候选集；第二检测点候选区域</w:t>
+      </w:r>
+      <w:r>
+        <w:t xml:space="preserve"> |</w:t>
+      </w:r>
+      <w:r>
+        <w:t xml:space="preserve"> </w:t>
+      </w:r>
+      <w:r>
+        <w:t xml:space="preserve">|</w:t>
+      </w:r>
+      <w:r>
+        <w:t xml:space="preserve"> </w:t>
+      </w:r>
+      <m:oMath>
+        <m:r>
+          <m:t>ρ</m:t>
+        </m:r>
+      </m:oMath>
+      <w:r>
+        <w:t xml:space="preserve"> </w:t>
+      </w:r>
+      <w:r>
+        <w:t xml:space="preserve">| </w:t>
+      </w:r>
+      <w:r>
+        <w:rPr>
+          <w:rFonts w:hint="eastAsia"/>
+        </w:rPr>
+        <w:t xml:space="preserve">救援测点到当前区域中心的偏移距离（长轴切割规则）</w:t>
+      </w:r>
+      <w:r>
+        <w:t xml:space="preserve"> |</w:t>
+      </w:r>
+      <w:r>
+        <w:t xml:space="preserve"> </w:t>
+      </w:r>
+      <w:r>
+        <w:t xml:space="preserve">|</w:t>
+      </w:r>
+      <w:r>
+        <w:t xml:space="preserve"> </w:t>
+      </w:r>
+      <m:oMath>
+        <m:r>
+          <m:t>E</m:t>
+        </m:r>
+        <m:r>
+          <m:rPr>
+            <m:sty m:val="p"/>
+          </m:rPr>
+          <m:t>[</m:t>
+        </m:r>
+        <m:r>
+          <m:t>T</m:t>
+        </m:r>
+        <m:r>
+          <m:rPr>
+            <m:sty m:val="p"/>
+          </m:rPr>
+          <m:t>]</m:t>
+        </m:r>
+      </m:oMath>
+      <w:r>
+        <w:t xml:space="preserve"> </w:t>
+      </w:r>
+      <w:r>
+        <w:t xml:space="preserve">| </w:t>
+      </w:r>
+      <w:r>
+        <w:rPr>
+          <w:rFonts w:hint="eastAsia"/>
+        </w:rPr>
+        <w:t xml:space="preserve">单目标定位清除总时间的期望</w:t>
+      </w:r>
+      <w:r>
+        <w:t xml:space="preserve"> |</w:t>
+      </w:r>
+    </w:p>
     <w:bookmarkEnd w:id="15"/>
     <w:bookmarkStart w:id="25" w:name="模型建立"/>
     <w:p>
@@ -11799,16 +12012,54 @@
         <w:rPr>
           <w:rFonts w:hint="eastAsia"/>
         </w:rPr>
-        <w:t xml:space="preserve">m（全组合数值核验，最坏值</w:t>
-      </w:r>
-      <w:r>
-        <w:t xml:space="preserve"> 19.93 m </w:t>
-      </w:r>
-      <w:r>
-        <w:rPr>
-          <w:rFonts w:hint="eastAsia"/>
-        </w:rPr>
-        <w:t xml:space="preserve">出现在</w:t>
+        <w:t xml:space="preserve">m（9</w:t>
+      </w:r>
+      <w:r>
+        <w:t xml:space="preserve"> </w:t>
+      </w:r>
+      <w:r>
+        <w:rPr>
+          <w:rFonts w:hint="eastAsia"/>
+        </w:rPr>
+        <w:t xml:space="preserve">点组合粗扫</w:t>
+      </w:r>
+      <w:r>
+        <w:t xml:space="preserve"> +</w:t>
+      </w:r>
+      <w:r>
+        <w:t xml:space="preserve"> </w:t>
+      </w:r>
+      <m:oMath>
+        <m:r>
+          <m:t>41</m:t>
+        </m:r>
+        <m:r>
+          <m:rPr>
+            <m:sty m:val="p"/>
+          </m:rPr>
+          <m:t>×</m:t>
+        </m:r>
+        <m:r>
+          <m:t>41</m:t>
+        </m:r>
+      </m:oMath>
+      <w:r>
+        <w:t xml:space="preserve"> </w:t>
+      </w:r>
+      <w:r>
+        <w:rPr>
+          <w:rFonts w:hint="eastAsia"/>
+        </w:rPr>
+        <w:t xml:space="preserve">连续误差扫描双重核验，两种扫描最坏值一致，为</w:t>
+      </w:r>
+      <w:r>
+        <w:t xml:space="preserve"> 19.93 </w:t>
+      </w:r>
+      <w:r>
+        <w:rPr>
+          <w:rFonts w:hint="eastAsia"/>
+        </w:rPr>
+        <w:t xml:space="preserve">m，出现在</w:t>
       </w:r>
       <w:r>
         <w:t xml:space="preserve"> </w:t>
@@ -11887,7 +12138,16 @@
         <w:rPr>
           <w:rFonts w:hint="eastAsia"/>
         </w:rPr>
-        <w:t xml:space="preserve">）——两步成功有硬保证；</w:t>
+        <w:t xml:space="preserve">，且连续扫描确认最坏情形位于角点、9</w:t>
+      </w:r>
+      <w:r>
+        <w:t xml:space="preserve"> </w:t>
+      </w:r>
+      <w:r>
+        <w:rPr>
+          <w:rFonts w:hint="eastAsia"/>
+        </w:rPr>
+        <w:t xml:space="preserve">点扫描未遗漏）——两步成功有硬保证；</w:t>
       </w:r>
       <m:oMath>
         <m:r>
@@ -18077,7 +18337,284 @@
         <w:rPr>
           <w:rFonts w:hint="eastAsia"/>
         </w:rPr>
-        <w:t xml:space="preserve">中时间预算极紧导致救援不可用，应退回保守流派。</w:t>
+        <w:t xml:space="preserve">中时间预算极紧导致救援不可用，应退回保守流派；（v）仿真代码的三处已知简化（经独立审计确认，均不改变上述结论的方向，仅影响精度边界）：</w:t>
+      </w:r>
+      <w:r>
+        <w:rPr>
+          <w:rStyle w:val="VerbatimChar"/>
+        </w:rPr>
+        <w:t xml:space="preserve">region()</w:t>
+      </w:r>
+      <w:r>
+        <w:t xml:space="preserve"> </w:t>
+      </w:r>
+      <w:r>
+        <w:rPr>
+          <w:rFonts w:hint="eastAsia"/>
+        </w:rPr>
+        <w:t xml:space="preserve">未叠加物理可行域裁剪（目标圆域</w:t>
+      </w:r>
+      <w:r>
+        <w:t xml:space="preserve"> ∩ </w:t>
+      </w:r>
+      <w:r>
+        <w:rPr>
+          <w:rFonts w:hint="eastAsia"/>
+        </w:rPr>
+        <w:t xml:space="preserve">各测点接收圆），只会使定位区域偏大、救援偏保守，即现有</w:t>
+      </w:r>
+      <w:r>
+        <w:t xml:space="preserve"> </w:t>
+      </w:r>
+      <m:oMath>
+        <m:r>
+          <m:t>E</m:t>
+        </m:r>
+        <m:r>
+          <m:rPr>
+            <m:sty m:val="p"/>
+          </m:rPr>
+          <m:t>[</m:t>
+        </m:r>
+        <m:r>
+          <m:t>T</m:t>
+        </m:r>
+        <m:r>
+          <m:rPr>
+            <m:sty m:val="p"/>
+          </m:rPr>
+          <m:t>]</m:t>
+        </m:r>
+      </m:oMath>
+      <w:r>
+        <w:t xml:space="preserve"> </w:t>
+      </w:r>
+      <w:r>
+        <w:rPr>
+          <w:rFonts w:hint="eastAsia"/>
+        </w:rPr>
+        <w:t xml:space="preserve">数字偏悲观而非乐观；</w:t>
+      </w:r>
+      <w:r>
+        <w:rPr>
+          <w:rStyle w:val="VerbatimChar"/>
+        </w:rPr>
+        <w:t xml:space="preserve">episode()</w:t>
+      </w:r>
+      <w:r>
+        <w:t xml:space="preserve"> </w:t>
+      </w:r>
+      <w:r>
+        <w:rPr>
+          <w:rFonts w:hint="eastAsia"/>
+        </w:rPr>
+        <w:t xml:space="preserve">未模拟</w:t>
+      </w:r>
+      <w:r>
+        <w:t xml:space="preserve"> </w:t>
+      </w:r>
+      <w:r>
+        <w:rPr>
+          <w:rStyle w:val="VerbatimChar"/>
+        </w:rPr>
+        <w:t xml:space="preserve">no_signal</w:t>
+      </w:r>
+      <w:r>
+        <w:t xml:space="preserve">/</w:t>
+      </w:r>
+      <w:r>
+        <w:rPr>
+          <w:rStyle w:val="VerbatimChar"/>
+        </w:rPr>
+        <w:t xml:space="preserve">near</w:t>
+      </w:r>
+      <w:r>
+        <w:t xml:space="preserve"> </w:t>
+      </w:r>
+      <w:r>
+        <w:rPr>
+          <w:rFonts w:hint="eastAsia"/>
+        </w:rPr>
+        <w:t xml:space="preserve">返回（第二测点处</w:t>
+      </w:r>
+      <w:r>
+        <w:t xml:space="preserve"> </w:t>
+      </w:r>
+      <w:r>
+        <w:rPr>
+          <w:rStyle w:val="VerbatimChar"/>
+        </w:rPr>
+        <w:t xml:space="preserve">no_signal</w:t>
+      </w:r>
+      <w:r>
+        <w:t xml:space="preserve"> </w:t>
+      </w:r>
+      <w:r>
+        <w:rPr>
+          <w:rFonts w:hint="eastAsia"/>
+        </w:rPr>
+        <w:t xml:space="preserve">的期望触发率经量化为</w:t>
+      </w:r>
+      <w:r>
+        <w:t xml:space="preserve"> </w:t>
+      </w:r>
+      <w:r>
+        <w:rPr>
+          <w:rFonts w:hint="eastAsia"/>
+        </w:rPr>
+        <w:t xml:space="preserve">0.2%–1.0%，且</w:t>
+      </w:r>
+      <w:r>
+        <w:t xml:space="preserve"> </w:t>
+      </w:r>
+      <w:r>
+        <w:rPr>
+          <w:rStyle w:val="VerbatimChar"/>
+        </w:rPr>
+        <w:t xml:space="preserve">near</w:t>
+      </w:r>
+      <w:r>
+        <w:t xml:space="preserve"> </w:t>
+      </w:r>
+      <w:r>
+        <w:rPr>
+          <w:rFonts w:hint="eastAsia"/>
+        </w:rPr>
+        <w:t xml:space="preserve">因测点距区域中心</w:t>
+      </w:r>
+      <w:r>
+        <w:t xml:space="preserve"> ≥50 m </w:t>
+      </w:r>
+      <w:r>
+        <w:rPr>
+          <w:rFonts w:hint="eastAsia"/>
+        </w:rPr>
+        <w:t xml:space="preserve">而实际不可能触发）；脚本以</w:t>
+      </w:r>
+      <w:r>
+        <w:t xml:space="preserve"> </w:t>
+      </w:r>
+      <m:oMath>
+        <m:sSub>
+          <m:e>
+            <m:r>
+              <m:t>S</m:t>
+            </m:r>
+          </m:e>
+          <m:sub>
+            <m:r>
+              <m:t>1</m:t>
+            </m:r>
+          </m:sub>
+        </m:sSub>
+      </m:oMath>
+      <w:r>
+        <w:rPr>
+          <w:rFonts w:hint="eastAsia"/>
+        </w:rPr>
+        <w:t xml:space="preserve">=原点、</w:t>
+      </w:r>
+      <m:oMath>
+        <m:sSub>
+          <m:e>
+            <m:r>
+              <m:t>θ</m:t>
+            </m:r>
+          </m:e>
+          <m:sub>
+            <m:r>
+              <m:t>1</m:t>
+            </m:r>
+          </m:sub>
+        </m:sSub>
+        <m:r>
+          <m:rPr>
+            <m:sty m:val="p"/>
+          </m:rPr>
+          <m:t>=</m:t>
+        </m:r>
+        <m:r>
+          <m:t>0</m:t>
+        </m:r>
+      </m:oMath>
+      <w:r>
+        <w:t xml:space="preserve"> </w:t>
+      </w:r>
+      <w:r>
+        <w:rPr>
+          <w:rFonts w:hint="eastAsia"/>
+        </w:rPr>
+        <w:t xml:space="preserve">的测量坐标系实现（一般坐标变换见</w:t>
+      </w:r>
+      <w:r>
+        <w:t xml:space="preserve"> 5.1 </w:t>
+      </w:r>
+      <w:r>
+        <w:rPr>
+          <w:rFonts w:hint="eastAsia"/>
+        </w:rPr>
+        <w:t xml:space="preserve">节、</w:t>
+      </w:r>
+      <m:oMath>
+        <m:sSub>
+          <m:e>
+            <m:r>
+              <m:t>D</m:t>
+            </m:r>
+          </m:e>
+          <m:sub>
+            <m:r>
+              <m:t>f</m:t>
+            </m:r>
+            <m:r>
+              <m:t>a</m:t>
+            </m:r>
+            <m:r>
+              <m:t>r</m:t>
+            </m:r>
+          </m:sub>
+        </m:sSub>
+      </m:oMath>
+      <w:r>
+        <w:t xml:space="preserve"> </w:t>
+      </w:r>
+      <w:r>
+        <w:rPr>
+          <w:rFonts w:hint="eastAsia"/>
+        </w:rPr>
+        <w:t xml:space="preserve">一般式见</w:t>
+      </w:r>
+      <w:r>
+        <w:t xml:space="preserve"> 5.5 </w:t>
+      </w:r>
+      <w:r>
+        <w:rPr>
+          <w:rFonts w:hint="eastAsia"/>
+        </w:rPr>
+        <w:t xml:space="preserve">节，</w:t>
+      </w:r>
+      <m:oMath>
+        <m:sSub>
+          <m:e>
+            <m:r>
+              <m:t>S</m:t>
+            </m:r>
+          </m:e>
+          <m:sub>
+            <m:r>
+              <m:t>1</m:t>
+            </m:r>
+          </m:sub>
+        </m:sSub>
+      </m:oMath>
+      <w:r>
+        <w:t xml:space="preserve"> </w:t>
+      </w:r>
+      <w:r>
+        <w:rPr>
+          <w:rFonts w:hint="eastAsia"/>
+        </w:rPr>
+        <w:t xml:space="preserve">近圆缘时需按一般式重算，原点特例即本文全部数值结论的设定）。</w:t>
       </w:r>
     </w:p>
     <w:bookmarkEnd w:id="35"/>
